--- a/media/R25999/output_dir/静态硬件和固件项.docx
+++ b/media/R25999/output_dir/静态硬件和固件项.docx
@@ -194,7 +194,6 @@
                   <w:pPr>
                     <w:jc w:val="center"/>
                   </w:pPr>
-                  <w:r/>
                   <w:r>
                     <w:rPr>
                       <w:rFonts w:ascii="黑体" w:hAnsi="黑体" w:eastAsia="黑体"/>
@@ -227,7 +226,6 @@
                   <w:pPr>
                     <w:jc w:val="center"/>
                   </w:pPr>
-                  <w:r/>
                   <w:r>
                     <w:rPr>
                       <w:rFonts w:ascii="黑体" w:hAnsi="黑体" w:eastAsia="黑体"/>
@@ -260,7 +258,6 @@
                   <w:pPr>
                     <w:jc w:val="center"/>
                   </w:pPr>
-                  <w:r/>
                   <w:r>
                     <w:rPr>
                       <w:rFonts w:ascii="黑体" w:hAnsi="黑体" w:eastAsia="黑体"/>
@@ -293,7 +290,6 @@
                   <w:pPr>
                     <w:jc w:val="center"/>
                   </w:pPr>
-                  <w:r/>
                   <w:r>
                     <w:rPr>
                       <w:rFonts w:ascii="黑体" w:hAnsi="黑体" w:eastAsia="黑体"/>
@@ -353,6 +349,9 @@
                   </w:tcBorders>
                 </w:tcPr>
                 <w:p>
+                  <w:pPr>
+                    <w:jc w:val="left"/>
+                  </w:pPr>
                   <w:r>
                     <w:t>静态硬件项21</w:t>
                   </w:r>
@@ -378,6 +377,9 @@
                   </w:tcBorders>
                 </w:tcPr>
                 <w:p>
+                  <w:pPr>
+                    <w:jc w:val="left"/>
+                  </w:pPr>
                   <w:r>
                     <w:t>静态硬件项22</w:t>
                   </w:r>
@@ -403,6 +405,9 @@
                   </w:tcBorders>
                 </w:tcPr>
                 <w:p>
+                  <w:pPr>
+                    <w:jc w:val="left"/>
+                  </w:pPr>
                   <w:r>
                     <w:t>静态硬件项23</w:t>
                   </w:r>
@@ -458,6 +463,9 @@
                   </w:tcBorders>
                 </w:tcPr>
                 <w:p>
+                  <w:pPr>
+                    <w:jc w:val="left"/>
+                  </w:pPr>
                   <w:r>
                     <w:t>静态硬件项31</w:t>
                   </w:r>
@@ -483,6 +491,9 @@
                   </w:tcBorders>
                 </w:tcPr>
                 <w:p>
+                  <w:pPr>
+                    <w:jc w:val="left"/>
+                  </w:pPr>
                   <w:r>
                     <w:t>静态硬件项32</w:t>
                   </w:r>
@@ -508,6 +519,9 @@
                   </w:tcBorders>
                 </w:tcPr>
                 <w:p>
+                  <w:pPr>
+                    <w:jc w:val="left"/>
+                  </w:pPr>
                   <w:r>
                     <w:t>静态硬件项33</w:t>
                   </w:r>
